--- a/RentSafe_Strategy_Memo.docx
+++ b/RentSafe_Strategy_Memo.docx
@@ -136,6 +136,110 @@
       </w:pPr>
       <w:r>
         <w:t xml:space="preserve">Pricing model already in the UI: 1 free audit, Rs. 199/month for unlimited audits + 1 generation/month, or Rs. 299 one-time per generation.</w:t>
+      </w:r>
+    </w:p>
+    <w:p>
+      <w:pPr>
+        <w:pStyle w:val="ListParagraph"/>
+        <w:numPr>
+          <w:ilvl w:val="0"/>
+          <w:numId w:val="2"/>
+        </w:numPr>
+        <w:spacing w:after="80"/>
+      </w:pPr>
+      <w:r>
+        <w:t xml:space="preserve">Plain-English Mode: every finding gets a 1-2 sentence non-lawyer explanation ("This means the landlord can keep your full deposit even if you move out properly."). Aimed at the 80%+ of Indian renters who arent fluent in legal language.</w:t>
+      </w:r>
+    </w:p>
+    <w:p>
+      <w:pPr>
+        <w:pStyle w:val="ListParagraph"/>
+        <w:numPr>
+          <w:ilvl w:val="0"/>
+          <w:numId w:val="2"/>
+        </w:numPr>
+        <w:spacing w:after="80"/>
+      </w:pPr>
+      <w:r>
+        <w:t xml:space="preserve">Score Transparency: a Why this score card shows each findings point contribution (e.g., Non-refundable deposit: -25). No more arbitrary risk numbers.</w:t>
+      </w:r>
+    </w:p>
+    <w:p>
+      <w:pPr>
+        <w:pStyle w:val="ListParagraph"/>
+        <w:numPr>
+          <w:ilvl w:val="0"/>
+          <w:numId w:val="2"/>
+        </w:numPr>
+        <w:spacing w:after="80"/>
+      </w:pPr>
+      <w:r>
+        <w:t xml:space="preserve">Landlord Negotiation Questions: 3-5 polite, ready-to-send questions the tenant can ask their landlord to renegotiate flagged clauses. Practical, non-aggressive, copy-paste ready.</w:t>
+      </w:r>
+    </w:p>
+    <w:p>
+      <w:pPr>
+        <w:pStyle w:val="ListParagraph"/>
+        <w:numPr>
+          <w:ilvl w:val="0"/>
+          <w:numId w:val="2"/>
+        </w:numPr>
+        <w:spacing w:after="80"/>
+      </w:pPr>
+      <w:r>
+        <w:t xml:space="preserve">Inline Clause Highlighting: the original agreement text is rendered with every risky clause colour-coded inline (red high / amber medium / green low). Users see exactly where the problem is, not just that there is one.</w:t>
+      </w:r>
+    </w:p>
+    <w:p>
+      <w:pPr>
+        <w:pStyle w:val="ListParagraph"/>
+        <w:numPr>
+          <w:ilvl w:val="0"/>
+          <w:numId w:val="2"/>
+        </w:numPr>
+        <w:spacing w:after="80"/>
+      </w:pPr>
+      <w:r>
+        <w:t xml:space="preserve">Market Comparison tags per finding: e.g., "Most Mumbai residential rentals cap deposit at 2-3 months" — instant benchmark context.</w:t>
+      </w:r>
+    </w:p>
+    <w:p>
+      <w:pPr>
+        <w:pStyle w:val="ListParagraph"/>
+        <w:numPr>
+          <w:ilvl w:val="0"/>
+          <w:numId w:val="2"/>
+        </w:numPr>
+        <w:spacing w:after="80"/>
+      </w:pPr>
+      <w:r>
+        <w:t xml:space="preserve">Client-side pre-validation: non-rental PDFs are caught before any AI call. Saves Groq quota and shows a friendly error instead of a vague 502.</w:t>
+      </w:r>
+    </w:p>
+    <w:p>
+      <w:pPr>
+        <w:pStyle w:val="ListParagraph"/>
+        <w:numPr>
+          <w:ilvl w:val="0"/>
+          <w:numId w:val="2"/>
+        </w:numPr>
+        <w:spacing w:after="80"/>
+      </w:pPr>
+      <w:r>
+        <w:t xml:space="preserve">Refund-on-failure quota: failed audits (bad PDF, AI error, parse error) automatically refund the users free quota. Limits raised to 10/hour and 50/day per IP.</w:t>
+      </w:r>
+    </w:p>
+    <w:p>
+      <w:pPr>
+        <w:pStyle w:val="ListParagraph"/>
+        <w:numPr>
+          <w:ilvl w:val="0"/>
+          <w:numId w:val="2"/>
+        </w:numPr>
+        <w:spacing w:after="80"/>
+      </w:pPr>
+      <w:r>
+        <w:t xml:space="preserve">Groq 429 auto-retry with 4.5s backoff so transient rate-limit bumps dont reach the user.</w:t>
       </w:r>
     </w:p>
     <w:p>
